--- a/reports/Group/00 - Requirements - Group.docx
+++ b/reports/Group/00 - Requirements - Group.docx
@@ -503,36 +503,6 @@
                   </w:rPr>
                   <w:t>developer</w:t>
                 </w:r>
-                <w:r>
-                  <w:rPr>
-                    <w:rFonts w:asciiTheme="majorHAnsi" w:hAnsiTheme="majorHAnsi" w:cstheme="majorHAnsi"/>
-                  </w:rPr>
-                  <w:t xml:space="preserve">, </w:t>
-                </w:r>
-                <w:r>
-                  <w:rPr>
-                    <w:rFonts w:asciiTheme="majorHAnsi" w:hAnsiTheme="majorHAnsi" w:cstheme="majorHAnsi"/>
-                  </w:rPr>
-                  <w:t>tester</w:t>
-                </w:r>
-                <w:r>
-                  <w:rPr>
-                    <w:rFonts w:asciiTheme="majorHAnsi" w:hAnsiTheme="majorHAnsi" w:cstheme="majorHAnsi"/>
-                  </w:rPr>
-                  <w:t>, analyst</w:t>
-                </w:r>
-                <w:r>
-                  <w:rPr>
-                    <w:rFonts w:asciiTheme="majorHAnsi" w:hAnsiTheme="majorHAnsi" w:cstheme="majorHAnsi"/>
-                  </w:rPr>
-                  <w:t>, operator</w:t>
-                </w:r>
-                <w:r>
-                  <w:rPr>
-                    <w:rFonts w:asciiTheme="majorHAnsi" w:hAnsiTheme="majorHAnsi" w:cstheme="majorHAnsi"/>
-                  </w:rPr>
-                  <w:t xml:space="preserve"> </w:t>
-                </w:r>
               </w:sdtContent>
             </w:sdt>
             <w:permEnd w:id="415123737"/>
@@ -803,12 +773,6 @@
                     <w:rFonts w:asciiTheme="majorHAnsi" w:hAnsiTheme="majorHAnsi" w:cstheme="majorHAnsi"/>
                   </w:rPr>
                   <w:t>developer</w:t>
-                </w:r>
-                <w:r>
-                  <w:rPr>
-                    <w:rFonts w:asciiTheme="majorHAnsi" w:hAnsiTheme="majorHAnsi" w:cstheme="majorHAnsi"/>
-                  </w:rPr>
-                  <w:t>, tester, analyst</w:t>
                 </w:r>
                 <w:r>
                   <w:rPr>
@@ -1093,12 +1057,6 @@
                   <w:rPr>
                     <w:rFonts w:asciiTheme="majorHAnsi" w:hAnsiTheme="majorHAnsi" w:cstheme="majorHAnsi"/>
                   </w:rPr>
-                  <w:t>, tester, analyst</w:t>
-                </w:r>
-                <w:r>
-                  <w:rPr>
-                    <w:rFonts w:asciiTheme="majorHAnsi" w:hAnsiTheme="majorHAnsi" w:cstheme="majorHAnsi"/>
-                  </w:rPr>
                   <w:t xml:space="preserve"> </w:t>
                 </w:r>
               </w:sdtContent>
@@ -1127,7 +1085,6 @@
               <w:rPr>
                 <w:rFonts w:asciiTheme="majorHAnsi" w:hAnsiTheme="majorHAnsi" w:cstheme="majorHAnsi"/>
                 <w:b/>
-                <w:lang w:val="en-US"/>
               </w:rPr>
             </w:pPr>
             <w:r>
@@ -1155,7 +1112,6 @@
               <w:sdtPr>
                 <w:rPr>
                   <w:rFonts w:asciiTheme="majorHAnsi" w:hAnsiTheme="majorHAnsi" w:cstheme="majorBidi"/>
-                  <w:lang w:val="en-US"/>
                 </w:rPr>
                 <w:tag w:val="ID4"/>
                 <w:id w:val="577182649"/>
@@ -1169,14 +1125,12 @@
                 <w:r>
                   <w:rPr>
                     <w:rFonts w:asciiTheme="majorHAnsi" w:hAnsiTheme="majorHAnsi" w:cstheme="majorBidi"/>
-                    <w:lang w:val="en-US"/>
                   </w:rPr>
                   <w:t xml:space="preserve"> </w:t>
                 </w:r>
                 <w:r>
                   <w:rPr>
                     <w:rFonts w:asciiTheme="majorHAnsi" w:hAnsiTheme="majorHAnsi" w:cstheme="majorBidi"/>
-                    <w:lang w:val="en-US"/>
                   </w:rPr>
                   <w:t>4928****</w:t>
                 </w:r>
@@ -1218,7 +1172,6 @@
               <w:sdtPr>
                 <w:rPr>
                   <w:rFonts w:asciiTheme="majorHAnsi" w:hAnsiTheme="majorHAnsi" w:cstheme="majorHAnsi"/>
-                  <w:lang w:val="en-US"/>
                 </w:rPr>
                 <w:tag w:val="UVUS04"/>
                 <w:id w:val="-1772313792"/>
@@ -1232,21 +1185,18 @@
                 <w:r>
                   <w:rPr>
                     <w:rFonts w:asciiTheme="majorHAnsi" w:hAnsiTheme="majorHAnsi" w:cstheme="majorHAnsi"/>
-                    <w:lang w:val="en-US"/>
                   </w:rPr>
                   <w:t xml:space="preserve"> </w:t>
                 </w:r>
                 <w:r>
                   <w:rPr>
                     <w:rFonts w:asciiTheme="majorHAnsi" w:hAnsiTheme="majorHAnsi" w:cstheme="majorHAnsi"/>
-                    <w:lang w:val="en-US"/>
                   </w:rPr>
                   <w:t>BGR5538</w:t>
                 </w:r>
                 <w:r>
                   <w:rPr>
                     <w:rFonts w:asciiTheme="majorHAnsi" w:hAnsiTheme="majorHAnsi" w:cstheme="majorHAnsi"/>
-                    <w:lang w:val="en-US"/>
                   </w:rPr>
                   <w:t xml:space="preserve">  </w:t>
                 </w:r>
@@ -1286,7 +1236,6 @@
               <w:sdtPr>
                 <w:rPr>
                   <w:rFonts w:asciiTheme="majorHAnsi" w:hAnsiTheme="majorHAnsi" w:cstheme="majorHAnsi"/>
-                  <w:lang w:val="en-US"/>
                 </w:rPr>
                 <w:tag w:val="Student4"/>
                 <w:id w:val="-924030127"/>
@@ -1300,35 +1249,30 @@
                 <w:r>
                   <w:rPr>
                     <w:rFonts w:asciiTheme="majorHAnsi" w:hAnsiTheme="majorHAnsi" w:cstheme="majorHAnsi"/>
-                    <w:lang w:val="en-US"/>
                   </w:rPr>
                   <w:t xml:space="preserve"> </w:t>
                 </w:r>
                 <w:r>
                   <w:rPr>
                     <w:rFonts w:asciiTheme="majorHAnsi" w:hAnsiTheme="majorHAnsi" w:cstheme="majorHAnsi"/>
-                    <w:lang w:val="en-US"/>
                   </w:rPr>
                   <w:t>Rodríguez Muñoz</w:t>
                 </w:r>
                 <w:r>
                   <w:rPr>
                     <w:rFonts w:asciiTheme="majorHAnsi" w:hAnsiTheme="majorHAnsi" w:cstheme="majorHAnsi"/>
-                    <w:lang w:val="en-US"/>
                   </w:rPr>
                   <w:t xml:space="preserve">, </w:t>
                 </w:r>
                 <w:r>
                   <w:rPr>
                     <w:rFonts w:asciiTheme="majorHAnsi" w:hAnsiTheme="majorHAnsi" w:cstheme="majorHAnsi"/>
-                    <w:lang w:val="en-US"/>
                   </w:rPr>
                   <w:t>Rafael</w:t>
                 </w:r>
                 <w:r>
                   <w:rPr>
                     <w:rFonts w:asciiTheme="majorHAnsi" w:hAnsiTheme="majorHAnsi" w:cstheme="majorHAnsi"/>
-                    <w:lang w:val="en-US"/>
                   </w:rPr>
                   <w:t xml:space="preserve">  </w:t>
                 </w:r>
@@ -1394,7 +1338,13 @@
                   <w:rPr>
                     <w:rFonts w:asciiTheme="majorHAnsi" w:hAnsiTheme="majorHAnsi" w:cstheme="majorHAnsi"/>
                   </w:rPr>
-                  <w:t xml:space="preserve">, tester, analyst </w:t>
+                  <w:t>, operator</w:t>
+                </w:r>
+                <w:r>
+                  <w:rPr>
+                    <w:rFonts w:asciiTheme="majorHAnsi" w:hAnsiTheme="majorHAnsi" w:cstheme="majorHAnsi"/>
+                  </w:rPr>
+                  <w:t xml:space="preserve"> </w:t>
                 </w:r>
               </w:sdtContent>
             </w:sdt>
@@ -1689,12 +1639,6 @@
                   <w:rPr>
                     <w:rFonts w:asciiTheme="majorHAnsi" w:hAnsiTheme="majorHAnsi" w:cstheme="majorHAnsi"/>
                   </w:rPr>
-                  <w:t>, tester, analyst</w:t>
-                </w:r>
-                <w:r>
-                  <w:rPr>
-                    <w:rFonts w:asciiTheme="majorHAnsi" w:hAnsiTheme="majorHAnsi" w:cstheme="majorHAnsi"/>
-                  </w:rPr>
                   <w:t xml:space="preserve"> </w:t>
                 </w:r>
               </w:sdtContent>
@@ -1786,25 +1730,13 @@
                   <w:rPr>
                     <w:rFonts w:asciiTheme="majorHAnsi" w:hAnsiTheme="majorHAnsi" w:cstheme="majorHAnsi"/>
                   </w:rPr>
-                  <w:t>03</w:t>
+                  <w:t>02/</w:t>
                 </w:r>
                 <w:r>
                   <w:rPr>
                     <w:rFonts w:asciiTheme="majorHAnsi" w:hAnsiTheme="majorHAnsi" w:cstheme="majorHAnsi"/>
                   </w:rPr>
-                  <w:t>/</w:t>
-                </w:r>
-                <w:r>
-                  <w:rPr>
-                    <w:rFonts w:asciiTheme="majorHAnsi" w:hAnsiTheme="majorHAnsi" w:cstheme="majorHAnsi"/>
-                  </w:rPr>
-                  <w:t>12</w:t>
-                </w:r>
-                <w:r>
-                  <w:rPr>
-                    <w:rFonts w:asciiTheme="majorHAnsi" w:hAnsiTheme="majorHAnsi" w:cstheme="majorHAnsi"/>
-                  </w:rPr>
-                  <w:t xml:space="preserve">/2025 </w:t>
+                  <w:t xml:space="preserve">19/2025 </w:t>
                 </w:r>
               </w:sdtContent>
             </w:sdt>
@@ -2068,13 +2000,7 @@
         </w:sdtPr>
         <w:sdtContent>
           <w:r>
-            <w:t xml:space="preserve">  </w:t>
-          </w:r>
-          <w:r>
-            <w:t>X</w:t>
-          </w:r>
-          <w:r>
-            <w:t xml:space="preserve">  </w:t>
+            <w:t xml:space="preserve">    </w:t>
           </w:r>
         </w:sdtContent>
       </w:sdt>
@@ -2386,13 +2312,7 @@
         </w:sdtPr>
         <w:sdtContent>
           <w:r>
-            <w:t xml:space="preserve">  </w:t>
-          </w:r>
-          <w:r>
-            <w:t>X</w:t>
-          </w:r>
-          <w:r>
-            <w:t xml:space="preserve">  </w:t>
+            <w:t xml:space="preserve">    </w:t>
           </w:r>
         </w:sdtContent>
       </w:sdt>
@@ -2564,13 +2484,7 @@
         </w:sdtPr>
         <w:sdtContent>
           <w:r>
-            <w:t xml:space="preserve">  </w:t>
-          </w:r>
-          <w:r>
-            <w:t>X</w:t>
-          </w:r>
-          <w:r>
-            <w:t xml:space="preserve">  </w:t>
+            <w:t xml:space="preserve">    </w:t>
           </w:r>
         </w:sdtContent>
       </w:sdt>
@@ -2782,13 +2696,7 @@
         </w:sdtPr>
         <w:sdtContent>
           <w:r>
-            <w:t xml:space="preserve">  </w:t>
-          </w:r>
-          <w:r>
-            <w:t>X</w:t>
-          </w:r>
-          <w:r>
-            <w:t xml:space="preserve">  </w:t>
+            <w:t xml:space="preserve">    </w:t>
           </w:r>
         </w:sdtContent>
       </w:sdt>
@@ -2978,13 +2886,7 @@
         </w:sdtPr>
         <w:sdtContent>
           <w:r>
-            <w:t xml:space="preserve">  </w:t>
-          </w:r>
-          <w:r>
-            <w:t>X</w:t>
-          </w:r>
-          <w:r>
-            <w:t xml:space="preserve">  </w:t>
+            <w:t xml:space="preserve">    </w:t>
           </w:r>
         </w:sdtContent>
       </w:sdt>
@@ -3221,13 +3123,7 @@
         </w:sdtPr>
         <w:sdtContent>
           <w:r>
-            <w:t xml:space="preserve">  </w:t>
-          </w:r>
-          <w:r>
-            <w:t>X</w:t>
-          </w:r>
-          <w:r>
-            <w:t xml:space="preserve">  </w:t>
+            <w:t xml:space="preserve">    </w:t>
           </w:r>
         </w:sdtContent>
       </w:sdt>
@@ -3427,13 +3323,7 @@
         </w:sdtPr>
         <w:sdtContent>
           <w:r>
-            <w:t xml:space="preserve">  </w:t>
-          </w:r>
-          <w:r>
-            <w:t>X</w:t>
-          </w:r>
-          <w:r>
-            <w:t xml:space="preserve">  </w:t>
+            <w:t xml:space="preserve">    </w:t>
           </w:r>
         </w:sdtContent>
       </w:sdt>
@@ -4447,13 +4337,7 @@
         </w:sdtPr>
         <w:sdtContent>
           <w:r>
-            <w:t xml:space="preserve">  </w:t>
-          </w:r>
-          <w:r>
-            <w:t>X</w:t>
-          </w:r>
-          <w:r>
-            <w:t xml:space="preserve">  </w:t>
+            <w:t xml:space="preserve">    </w:t>
           </w:r>
         </w:sdtContent>
       </w:sdt>
@@ -4487,13 +4371,7 @@
         </w:sdtPr>
         <w:sdtContent>
           <w:r>
-            <w:t xml:space="preserve">  </w:t>
-          </w:r>
-          <w:r>
-            <w:t>X</w:t>
-          </w:r>
-          <w:r>
-            <w:t xml:space="preserve">  </w:t>
+            <w:t xml:space="preserve">    </w:t>
           </w:r>
         </w:sdtContent>
       </w:sdt>
@@ -4542,13 +4420,7 @@
         </w:sdtPr>
         <w:sdtContent>
           <w:r>
-            <w:t xml:space="preserve">  </w:t>
-          </w:r>
-          <w:r>
-            <w:t>X</w:t>
-          </w:r>
-          <w:r>
-            <w:t xml:space="preserve">  </w:t>
+            <w:t xml:space="preserve">    </w:t>
           </w:r>
         </w:sdtContent>
       </w:sdt>
@@ -11235,13 +11107,11 @@
   </w:compat>
   <w:rsids>
     <w:rsidRoot w:val="006B2BEC"/>
-    <w:rsid w:val="00001EFD"/>
     <w:rsid w:val="00053924"/>
     <w:rsid w:val="00055A68"/>
     <w:rsid w:val="0009453F"/>
     <w:rsid w:val="000B5C7E"/>
     <w:rsid w:val="00117B5F"/>
-    <w:rsid w:val="00131B1F"/>
     <w:rsid w:val="00175D09"/>
     <w:rsid w:val="00185460"/>
     <w:rsid w:val="001942D6"/>
@@ -11261,7 +11131,6 @@
     <w:rsid w:val="004B6C76"/>
     <w:rsid w:val="004C0766"/>
     <w:rsid w:val="004E7F77"/>
-    <w:rsid w:val="00555B4D"/>
     <w:rsid w:val="00562343"/>
     <w:rsid w:val="005640FA"/>
     <w:rsid w:val="005B3798"/>
@@ -11279,7 +11148,6 @@
     <w:rsid w:val="00802250"/>
     <w:rsid w:val="00807531"/>
     <w:rsid w:val="0082287A"/>
-    <w:rsid w:val="0088492E"/>
     <w:rsid w:val="008B1087"/>
     <w:rsid w:val="008B2B2C"/>
     <w:rsid w:val="008E4C14"/>
@@ -11315,10 +11183,8 @@
     <w:rsid w:val="00E9745E"/>
     <w:rsid w:val="00EB4EB9"/>
     <w:rsid w:val="00F3606D"/>
-    <w:rsid w:val="00F67A9F"/>
     <w:rsid w:val="00F70A20"/>
     <w:rsid w:val="00F8539E"/>
-    <w:rsid w:val="00F96B6D"/>
     <w:rsid w:val="00F970E5"/>
     <w:rsid w:val="00FE6BFD"/>
   </w:rsids>
